--- a/docs/第6章_系统测试.docx
+++ b/docs/第6章_系统测试.docx
@@ -23,7 +23,7 @@
           <w:rFonts w:ascii="宋体" w:hAnsi="宋体" w:eastAsia="宋体"/>
           <w:sz w:val="24"/>
         </w:rPr>
-        <w:t>系统测试是软件开发过程中验证产品质量的关键环节。本章从测试目的、测试资源、测试方法、测试用例及测试报告五个方面，对房屋租赁系统进行全面的质量检验。</w:t>
+        <w:t>系统测试是软件开发过程中验证产品质量的关键环节，其目的在于通过设计和执行测试用例，检验系统功能、性能和安全等方面是否满足设计要求。本章从测试目的、测试资源、测试方法、测试用例及测试报告五个方面，对房屋租赁系统进行系统化的质量检验与评价。</w:t>
       </w:r>
     </w:p>
     <w:p>
@@ -47,7 +47,7 @@
           <w:rFonts w:ascii="宋体" w:hAnsi="宋体" w:eastAsia="宋体"/>
           <w:sz w:val="24"/>
         </w:rPr>
-        <w:t>本次测试旨在验证系统各功能模块是否按照需求规格说明书的要求正确运行，重点检验以下内容：其一，用户注册登录、房源发布审核、租赁下单、合同签署等核心业务流程的功能完整性；其二，三类房东标识与五项费用明细等创新功能的展示准确性；其三，协同过滤推荐算法输出结果的合理性；其四，JWT认证、角色权限控制、参数校验等安全机制的有效性；其五，系统在异常输入和边界条件下的容错能力。</w:t>
+        <w:t>本次测试旨在验证房屋租赁系统各功能模块是否按照需求规格说明书的要求正确运行。具体目标包括：第一，验证用户注册、登录、角色切换等认证功能的正确性与健壮性；第二，检验房源发布、编辑、审核上线等房源管理流程的完整性，以及三类房东标识与五项费用明细等创新功能的展示准确性；第三，测试租赁意向提交、房东审批、订单状态流转等租赁业务逻辑；第四，验证管理员对房源审核、用户管理等后台操作的有效性；第五，评估JWT身份认证、角色权限控制、参数校验与SQL注入防护等安全机制的可靠性。</w:t>
       </w:r>
     </w:p>
     <w:p>
@@ -71,7 +71,7 @@
           <w:rFonts w:ascii="宋体" w:hAnsi="宋体" w:eastAsia="宋体"/>
           <w:sz w:val="24"/>
         </w:rPr>
-        <w:t>测试环境的软硬件配置如表6-1所示。</w:t>
+        <w:t>测试环境采用与开发环境一致的软硬件配置，确保测试结果的可信度。具体配置如表6-1所示。</w:t>
       </w:r>
     </w:p>
     <w:p>
@@ -266,7 +266,7 @@
                 <w:rFonts w:ascii="宋体" w:hAnsi="宋体" w:eastAsia="宋体"/>
                 <w:sz w:val="21"/>
               </w:rPr>
-              <w:t>前端运行与用户模拟</w:t>
+              <w:t>前端浏览器运行环境</w:t>
             </w:r>
           </w:p>
         </w:tc>
@@ -372,7 +372,7 @@
                 <w:rFonts w:ascii="宋体" w:hAnsi="宋体" w:eastAsia="宋体"/>
                 <w:sz w:val="21"/>
               </w:rPr>
-              <w:t>页面交互与展示</w:t>
+              <w:t>页面交互与数据展示</w:t>
             </w:r>
           </w:p>
         </w:tc>
@@ -506,7 +506,7 @@
           <w:rFonts w:ascii="宋体" w:hAnsi="宋体" w:eastAsia="宋体"/>
           <w:sz w:val="24"/>
         </w:rPr>
-        <w:t>本次测试综合采用黑盒测试、等价类划分、边界值分析和接口测试四种方法。黑盒测试从用户视角验证各页面操作的输入输出是否符合预期；等价类划分将手机号、密码、租金等输入域划分为有效类和无效类，选取代表值进行覆盖；边界值分析针对数值型字段的临界值重点测试；接口测试通过Postman直接调用后端RESTful API，验证参数校验、JWT鉴权和权限控制的正确性。</w:t>
+        <w:t>本次测试综合采用黑盒测试与接口测试两种主要方法。黑盒测试从终端用户视角出发，通过操作系统界面验证各页面功能的输入输出是否符合预期结果，同时运用等价类划分和边界值分析技术，将手机号、密码、租金金额等输入域划分为有效等价类与无效等价类，选取代表性测试数据进行覆盖。接口测试则使用Postman工具直接调用后端RESTful API，验证请求参数校验、JWT令牌鉴权、角色权限控制及异常响应处理的正确性。</w:t>
       </w:r>
     </w:p>
     <w:p>
@@ -530,7 +530,31 @@
           <w:rFonts w:ascii="宋体" w:hAnsi="宋体" w:eastAsia="宋体"/>
           <w:sz w:val="24"/>
         </w:rPr>
-        <w:t>根据系统功能划分，选取用户认证、房源管理、租赁业务、合同管理和后台管理五个核心模块设计测试用例，如表6-2所示。</w:t>
+        <w:t>根据系统功能划分，本节从用户认证、房源管理、租赁业务、后台管理和安全性五个模块分别设计测试用例，共计25条。</w:t>
+      </w:r>
+    </w:p>
+    <w:p>
+      <w:pPr>
+        <w:pStyle w:val="Heading3"/>
+      </w:pPr>
+      <w:r>
+        <w:rPr>
+          <w:color w:val="000000"/>
+        </w:rPr>
+        <w:t>6.4.1 用户认证模块测试用例</w:t>
+      </w:r>
+    </w:p>
+    <w:p>
+      <w:pPr>
+        <w:spacing w:line="560" w:lineRule="exact" w:after="80"/>
+        <w:ind w:firstLine="420"/>
+      </w:pPr>
+      <w:r>
+        <w:rPr>
+          <w:rFonts w:ascii="宋体" w:hAnsi="宋体" w:eastAsia="宋体"/>
+          <w:sz w:val="24"/>
+        </w:rPr>
+        <w:t>用户认证模块覆盖注册、登录及身份校验功能，测试用例如表6-2所示。</w:t>
       </w:r>
     </w:p>
     <w:p>
@@ -543,7 +567,7 @@
           <w:b/>
           <w:sz w:val="24"/>
         </w:rPr>
-        <w:t>表6-2 核心模块测试用例</w:t>
+        <w:t>表6-2 用户认证模块测试用例</w:t>
       </w:r>
     </w:p>
     <w:tbl>
@@ -602,7 +626,7 @@
                 <w:b/>
                 <w:sz w:val="21"/>
               </w:rPr>
-              <w:t>模块</w:t>
+              <w:t>测试内容</w:t>
             </w:r>
           </w:p>
         </w:tc>
@@ -621,7 +645,7 @@
                 <w:b/>
                 <w:sz w:val="21"/>
               </w:rPr>
-              <w:t>测试内容</w:t>
+              <w:t>输入/操作</w:t>
             </w:r>
           </w:p>
         </w:tc>
@@ -695,7 +719,7 @@
                 <w:rFonts w:ascii="宋体" w:hAnsi="宋体" w:eastAsia="宋体"/>
                 <w:sz w:val="21"/>
               </w:rPr>
-              <w:t>用户认证</w:t>
+              <w:t>合法信息注册</w:t>
             </w:r>
           </w:p>
         </w:tc>
@@ -712,7 +736,7 @@
                 <w:rFonts w:ascii="宋体" w:hAnsi="宋体" w:eastAsia="宋体"/>
                 <w:sz w:val="21"/>
               </w:rPr>
-              <w:t>填写合法信息注册新用户</w:t>
+              <w:t>填写用户名、手机号、密码提交</w:t>
             </w:r>
           </w:p>
         </w:tc>
@@ -782,7 +806,7 @@
                 <w:rFonts w:ascii="宋体" w:hAnsi="宋体" w:eastAsia="宋体"/>
                 <w:sz w:val="21"/>
               </w:rPr>
-              <w:t>用户认证</w:t>
+              <w:t>重复用户名注册</w:t>
             </w:r>
           </w:p>
         </w:tc>
@@ -869,7 +893,7 @@
                 <w:rFonts w:ascii="宋体" w:hAnsi="宋体" w:eastAsia="宋体"/>
                 <w:sz w:val="21"/>
               </w:rPr>
-              <w:t>用户认证</w:t>
+              <w:t>手机号格式校验</w:t>
             </w:r>
           </w:p>
         </w:tc>
@@ -886,7 +910,94 @@
                 <w:rFonts w:ascii="宋体" w:hAnsi="宋体" w:eastAsia="宋体"/>
                 <w:sz w:val="21"/>
               </w:rPr>
-              <w:t>输入正确账号密码登录</w:t>
+              <w:t>输入8位非法手机号注册</w:t>
+            </w:r>
+          </w:p>
+        </w:tc>
+        <w:tc>
+          <w:tcPr>
+            <w:tcW w:type="dxa" w:w="1728"/>
+          </w:tcPr>
+          <w:p>
+            <w:pPr>
+              <w:jc w:val="center"/>
+            </w:pPr>
+            <w:r>
+              <w:rPr>
+                <w:rFonts w:ascii="宋体" w:hAnsi="宋体" w:eastAsia="宋体"/>
+                <w:sz w:val="21"/>
+              </w:rPr>
+              <w:t>前端表单校验不通过</w:t>
+            </w:r>
+          </w:p>
+        </w:tc>
+        <w:tc>
+          <w:tcPr>
+            <w:tcW w:type="dxa" w:w="1728"/>
+          </w:tcPr>
+          <w:p>
+            <w:pPr>
+              <w:jc w:val="center"/>
+            </w:pPr>
+            <w:r>
+              <w:rPr>
+                <w:rFonts w:ascii="宋体" w:hAnsi="宋体" w:eastAsia="宋体"/>
+                <w:sz w:val="21"/>
+              </w:rPr>
+              <w:t>通过</w:t>
+            </w:r>
+          </w:p>
+        </w:tc>
+      </w:tr>
+      <w:tr>
+        <w:tc>
+          <w:tcPr>
+            <w:tcW w:type="dxa" w:w="1728"/>
+          </w:tcPr>
+          <w:p>
+            <w:pPr>
+              <w:jc w:val="center"/>
+            </w:pPr>
+            <w:r>
+              <w:rPr>
+                <w:rFonts w:ascii="宋体" w:hAnsi="宋体" w:eastAsia="宋体"/>
+                <w:sz w:val="21"/>
+              </w:rPr>
+              <w:t>TC-04</w:t>
+            </w:r>
+          </w:p>
+        </w:tc>
+        <w:tc>
+          <w:tcPr>
+            <w:tcW w:type="dxa" w:w="1728"/>
+          </w:tcPr>
+          <w:p>
+            <w:pPr>
+              <w:jc w:val="center"/>
+            </w:pPr>
+            <w:r>
+              <w:rPr>
+                <w:rFonts w:ascii="宋体" w:hAnsi="宋体" w:eastAsia="宋体"/>
+                <w:sz w:val="21"/>
+              </w:rPr>
+              <w:t>正确账号密码登录</w:t>
+            </w:r>
+          </w:p>
+        </w:tc>
+        <w:tc>
+          <w:tcPr>
+            <w:tcW w:type="dxa" w:w="1728"/>
+          </w:tcPr>
+          <w:p>
+            <w:pPr>
+              <w:jc w:val="center"/>
+            </w:pPr>
+            <w:r>
+              <w:rPr>
+                <w:rFonts w:ascii="宋体" w:hAnsi="宋体" w:eastAsia="宋体"/>
+                <w:sz w:val="21"/>
+              </w:rPr>
+              <w:t>输入已注册账号密码</w:t>
             </w:r>
           </w:p>
         </w:tc>
@@ -939,7 +1050,7 @@
                 <w:rFonts w:ascii="宋体" w:hAnsi="宋体" w:eastAsia="宋体"/>
                 <w:sz w:val="21"/>
               </w:rPr>
-              <w:t>TC-04</w:t>
+              <w:t>TC-05</w:t>
             </w:r>
           </w:p>
         </w:tc>
@@ -956,7 +1067,7 @@
                 <w:rFonts w:ascii="宋体" w:hAnsi="宋体" w:eastAsia="宋体"/>
                 <w:sz w:val="21"/>
               </w:rPr>
-              <w:t>用户认证</w:t>
+              <w:t>错误密码登录</w:t>
             </w:r>
           </w:p>
         </w:tc>
@@ -973,7 +1084,7 @@
                 <w:rFonts w:ascii="宋体" w:hAnsi="宋体" w:eastAsia="宋体"/>
                 <w:sz w:val="21"/>
               </w:rPr>
-              <w:t>输入错误密码登录</w:t>
+              <w:t>输入错误密码提交</w:t>
             </w:r>
           </w:p>
         </w:tc>
@@ -1012,10 +1123,71 @@
           </w:p>
         </w:tc>
       </w:tr>
+    </w:tbl>
+    <w:p/>
+    <w:p>
+      <w:pPr>
+        <w:pStyle w:val="Heading3"/>
+      </w:pPr>
+      <w:r>
+        <w:rPr>
+          <w:color w:val="000000"/>
+        </w:rPr>
+        <w:t>6.4.2 房源管理模块测试用例</w:t>
+      </w:r>
+    </w:p>
+    <w:p>
+      <w:pPr>
+        <w:spacing w:line="560" w:lineRule="exact" w:after="80"/>
+        <w:ind w:firstLine="420"/>
+      </w:pPr>
+      <w:r>
+        <w:rPr>
+          <w:rFonts w:ascii="宋体" w:hAnsi="宋体" w:eastAsia="宋体"/>
+          <w:sz w:val="24"/>
+        </w:rPr>
+        <w:t>房源管理模块涵盖房源发布、信息展示与搜索筛选功能，测试用例如表6-3所示。</w:t>
+      </w:r>
+    </w:p>
+    <w:p>
+      <w:pPr>
+        <w:spacing w:line="560" w:lineRule="exact" w:after="80"/>
+      </w:pPr>
+      <w:r>
+        <w:rPr>
+          <w:rFonts w:ascii="宋体" w:hAnsi="宋体" w:eastAsia="宋体"/>
+          <w:b/>
+          <w:sz w:val="24"/>
+        </w:rPr>
+        <w:t>表6-3 房源管理模块测试用例</w:t>
+      </w:r>
+    </w:p>
+    <w:tbl>
+      <w:tblPr>
+        <w:tblW w:type="auto" w:w="0"/>
+        <w:jc w:val="center"/>
+        <w:tblLook w:firstColumn="1" w:firstRow="1" w:lastColumn="0" w:lastRow="0" w:noHBand="0" w:noVBand="1" w:val="04A0"/>
+        <w:tblBorders>
+          <w:top w:val="single" w:sz="4" w:space="0" w:color="000000"/>
+          <w:left w:val="single" w:sz="4" w:space="0" w:color="000000"/>
+          <w:bottom w:val="single" w:sz="4" w:space="0" w:color="000000"/>
+          <w:right w:val="single" w:sz="4" w:space="0" w:color="000000"/>
+          <w:insideH w:val="single" w:sz="4" w:space="0" w:color="000000"/>
+          <w:insideV w:val="single" w:sz="4" w:space="0" w:color="000000"/>
+        </w:tblBorders>
+      </w:tblPr>
+      <w:tblGrid>
+        <w:gridCol w:w="1728"/>
+        <w:gridCol w:w="1728"/>
+        <w:gridCol w:w="1728"/>
+        <w:gridCol w:w="1728"/>
+        <w:gridCol w:w="1728"/>
+      </w:tblGrid>
       <w:tr>
         <w:tc>
           <w:tcPr>
             <w:tcW w:type="dxa" w:w="1728"/>
+            <w:shd w:fill="D9E2F3" w:val="clear"/>
           </w:tcPr>
           <w:p>
             <w:pPr>
@@ -1024,15 +1196,17 @@
             <w:r>
               <w:rPr>
                 <w:rFonts w:ascii="宋体" w:hAnsi="宋体" w:eastAsia="宋体"/>
+                <w:b/>
                 <w:sz w:val="21"/>
               </w:rPr>
-              <w:t>TC-05</w:t>
+              <w:t>编号</w:t>
             </w:r>
           </w:p>
         </w:tc>
         <w:tc>
           <w:tcPr>
             <w:tcW w:type="dxa" w:w="1728"/>
+            <w:shd w:fill="D9E2F3" w:val="clear"/>
           </w:tcPr>
           <w:p>
             <w:pPr>
@@ -1041,15 +1215,17 @@
             <w:r>
               <w:rPr>
                 <w:rFonts w:ascii="宋体" w:hAnsi="宋体" w:eastAsia="宋体"/>
+                <w:b/>
                 <w:sz w:val="21"/>
               </w:rPr>
-              <w:t>房源管理</w:t>
+              <w:t>测试内容</w:t>
             </w:r>
           </w:p>
         </w:tc>
         <w:tc>
           <w:tcPr>
             <w:tcW w:type="dxa" w:w="1728"/>
+            <w:shd w:fill="D9E2F3" w:val="clear"/>
           </w:tcPr>
           <w:p>
             <w:pPr>
@@ -1058,15 +1234,17 @@
             <w:r>
               <w:rPr>
                 <w:rFonts w:ascii="宋体" w:hAnsi="宋体" w:eastAsia="宋体"/>
+                <w:b/>
                 <w:sz w:val="21"/>
               </w:rPr>
-              <w:t>房东填写完整信息发布房源</w:t>
+              <w:t>输入/操作</w:t>
             </w:r>
           </w:p>
         </w:tc>
         <w:tc>
           <w:tcPr>
             <w:tcW w:type="dxa" w:w="1728"/>
+            <w:shd w:fill="D9E2F3" w:val="clear"/>
           </w:tcPr>
           <w:p>
             <w:pPr>
@@ -1075,15 +1253,17 @@
             <w:r>
               <w:rPr>
                 <w:rFonts w:ascii="宋体" w:hAnsi="宋体" w:eastAsia="宋体"/>
+                <w:b/>
                 <w:sz w:val="21"/>
               </w:rPr>
-              <w:t>发布成功，状态为待审核</w:t>
+              <w:t>预期结果</w:t>
             </w:r>
           </w:p>
         </w:tc>
         <w:tc>
           <w:tcPr>
             <w:tcW w:type="dxa" w:w="1728"/>
+            <w:shd w:fill="D9E2F3" w:val="clear"/>
           </w:tcPr>
           <w:p>
             <w:pPr>
@@ -1092,9 +1272,10 @@
             <w:r>
               <w:rPr>
                 <w:rFonts w:ascii="宋体" w:hAnsi="宋体" w:eastAsia="宋体"/>
+                <w:b/>
                 <w:sz w:val="21"/>
               </w:rPr>
-              <w:t>通过</w:t>
+              <w:t>结果</w:t>
             </w:r>
           </w:p>
         </w:tc>
@@ -1130,7 +1311,7 @@
                 <w:rFonts w:ascii="宋体" w:hAnsi="宋体" w:eastAsia="宋体"/>
                 <w:sz w:val="21"/>
               </w:rPr>
-              <w:t>房源管理</w:t>
+              <w:t>完整信息发布房源</w:t>
             </w:r>
           </w:p>
         </w:tc>
@@ -1147,7 +1328,7 @@
                 <w:rFonts w:ascii="宋体" w:hAnsi="宋体" w:eastAsia="宋体"/>
                 <w:sz w:val="21"/>
               </w:rPr>
-              <w:t>验证三类房东标签显示</w:t>
+              <w:t>房东填写全部必填字段并上传图片提交</w:t>
             </w:r>
           </w:p>
         </w:tc>
@@ -1164,7 +1345,7 @@
                 <w:rFonts w:ascii="宋体" w:hAnsi="宋体" w:eastAsia="宋体"/>
                 <w:sz w:val="21"/>
               </w:rPr>
-              <w:t>列表分别显示绿/橙/蓝色标签</w:t>
+              <w:t>发布成功，房源状态为待审核</w:t>
             </w:r>
           </w:p>
         </w:tc>
@@ -1217,7 +1398,7 @@
                 <w:rFonts w:ascii="宋体" w:hAnsi="宋体" w:eastAsia="宋体"/>
                 <w:sz w:val="21"/>
               </w:rPr>
-              <w:t>房源管理</w:t>
+              <w:t>必填字段缺失发布</w:t>
             </w:r>
           </w:p>
         </w:tc>
@@ -1234,7 +1415,7 @@
                 <w:rFonts w:ascii="宋体" w:hAnsi="宋体" w:eastAsia="宋体"/>
                 <w:sz w:val="21"/>
               </w:rPr>
-              <w:t>验证五项费用明细展示</w:t>
+              <w:t>不填写地址直接提交</w:t>
             </w:r>
           </w:p>
         </w:tc>
@@ -1251,7 +1432,7 @@
                 <w:rFonts w:ascii="宋体" w:hAnsi="宋体" w:eastAsia="宋体"/>
                 <w:sz w:val="21"/>
               </w:rPr>
-              <w:t>详情页完整显示水电燃气物业网络费用</w:t>
+              <w:t>前端提示"请填写详细地址"</w:t>
             </w:r>
           </w:p>
         </w:tc>
@@ -1304,7 +1485,7 @@
                 <w:rFonts w:ascii="宋体" w:hAnsi="宋体" w:eastAsia="宋体"/>
                 <w:sz w:val="21"/>
               </w:rPr>
-              <w:t>房源管理</w:t>
+              <w:t>三类房东标签展示</w:t>
             </w:r>
           </w:p>
         </w:tc>
@@ -1321,7 +1502,7 @@
                 <w:rFonts w:ascii="宋体" w:hAnsi="宋体" w:eastAsia="宋体"/>
                 <w:sz w:val="21"/>
               </w:rPr>
-              <w:t>按城市+价格区间搜索房源</w:t>
+              <w:t>查看不同房东类型的房源卡片</w:t>
             </w:r>
           </w:p>
         </w:tc>
@@ -1338,7 +1519,7 @@
                 <w:rFonts w:ascii="宋体" w:hAnsi="宋体" w:eastAsia="宋体"/>
                 <w:sz w:val="21"/>
               </w:rPr>
-              <w:t>仅返回符合条件的房源</w:t>
+              <w:t>分别显示业主直租/转租/中介对应颜色标签</w:t>
             </w:r>
           </w:p>
         </w:tc>
@@ -1391,7 +1572,7 @@
                 <w:rFonts w:ascii="宋体" w:hAnsi="宋体" w:eastAsia="宋体"/>
                 <w:sz w:val="21"/>
               </w:rPr>
-              <w:t>租赁业务</w:t>
+              <w:t>五项费用明细展示</w:t>
             </w:r>
           </w:p>
         </w:tc>
@@ -1408,7 +1589,7 @@
                 <w:rFonts w:ascii="宋体" w:hAnsi="宋体" w:eastAsia="宋体"/>
                 <w:sz w:val="21"/>
               </w:rPr>
-              <w:t>租客提交租赁意向</w:t>
+              <w:t>进入房源详情页</w:t>
             </w:r>
           </w:p>
         </w:tc>
@@ -1425,7 +1606,7 @@
                 <w:rFonts w:ascii="宋体" w:hAnsi="宋体" w:eastAsia="宋体"/>
                 <w:sz w:val="21"/>
               </w:rPr>
-              <w:t>订单创建成功，状态PENDING</w:t>
+              <w:t>完整显示水电燃气物业网络五项费用信息</w:t>
             </w:r>
           </w:p>
         </w:tc>
@@ -1478,7 +1659,7 @@
                 <w:rFonts w:ascii="宋体" w:hAnsi="宋体" w:eastAsia="宋体"/>
                 <w:sz w:val="21"/>
               </w:rPr>
-              <w:t>租赁业务</w:t>
+              <w:t>多条件组合搜索</w:t>
             </w:r>
           </w:p>
         </w:tc>
@@ -1495,7 +1676,338 @@
                 <w:rFonts w:ascii="宋体" w:hAnsi="宋体" w:eastAsia="宋体"/>
                 <w:sz w:val="21"/>
               </w:rPr>
-              <w:t>房东审批通过订单</w:t>
+              <w:t>按城市+价格区间+户型搜索</w:t>
+            </w:r>
+          </w:p>
+        </w:tc>
+        <w:tc>
+          <w:tcPr>
+            <w:tcW w:type="dxa" w:w="1728"/>
+          </w:tcPr>
+          <w:p>
+            <w:pPr>
+              <w:jc w:val="center"/>
+            </w:pPr>
+            <w:r>
+              <w:rPr>
+                <w:rFonts w:ascii="宋体" w:hAnsi="宋体" w:eastAsia="宋体"/>
+                <w:sz w:val="21"/>
+              </w:rPr>
+              <w:t>仅返回符合全部条件的房源列表</w:t>
+            </w:r>
+          </w:p>
+        </w:tc>
+        <w:tc>
+          <w:tcPr>
+            <w:tcW w:type="dxa" w:w="1728"/>
+          </w:tcPr>
+          <w:p>
+            <w:pPr>
+              <w:jc w:val="center"/>
+            </w:pPr>
+            <w:r>
+              <w:rPr>
+                <w:rFonts w:ascii="宋体" w:hAnsi="宋体" w:eastAsia="宋体"/>
+                <w:sz w:val="21"/>
+              </w:rPr>
+              <w:t>通过</w:t>
+            </w:r>
+          </w:p>
+        </w:tc>
+      </w:tr>
+    </w:tbl>
+    <w:p/>
+    <w:p>
+      <w:pPr>
+        <w:pStyle w:val="Heading3"/>
+      </w:pPr>
+      <w:r>
+        <w:rPr>
+          <w:color w:val="000000"/>
+        </w:rPr>
+        <w:t>6.4.3 租赁业务模块测试用例</w:t>
+      </w:r>
+    </w:p>
+    <w:p>
+      <w:pPr>
+        <w:spacing w:line="560" w:lineRule="exact" w:after="80"/>
+        <w:ind w:firstLine="420"/>
+      </w:pPr>
+      <w:r>
+        <w:rPr>
+          <w:rFonts w:ascii="宋体" w:hAnsi="宋体" w:eastAsia="宋体"/>
+          <w:sz w:val="24"/>
+        </w:rPr>
+        <w:t>租赁业务模块覆盖下单、审批、合同生成与签署等核心流程，测试用例如表6-4所示。</w:t>
+      </w:r>
+    </w:p>
+    <w:p>
+      <w:pPr>
+        <w:spacing w:line="560" w:lineRule="exact" w:after="80"/>
+      </w:pPr>
+      <w:r>
+        <w:rPr>
+          <w:rFonts w:ascii="宋体" w:hAnsi="宋体" w:eastAsia="宋体"/>
+          <w:b/>
+          <w:sz w:val="24"/>
+        </w:rPr>
+        <w:t>表6-4 租赁业务模块测试用例</w:t>
+      </w:r>
+    </w:p>
+    <w:tbl>
+      <w:tblPr>
+        <w:tblW w:type="auto" w:w="0"/>
+        <w:jc w:val="center"/>
+        <w:tblLook w:firstColumn="1" w:firstRow="1" w:lastColumn="0" w:lastRow="0" w:noHBand="0" w:noVBand="1" w:val="04A0"/>
+        <w:tblBorders>
+          <w:top w:val="single" w:sz="4" w:space="0" w:color="000000"/>
+          <w:left w:val="single" w:sz="4" w:space="0" w:color="000000"/>
+          <w:bottom w:val="single" w:sz="4" w:space="0" w:color="000000"/>
+          <w:right w:val="single" w:sz="4" w:space="0" w:color="000000"/>
+          <w:insideH w:val="single" w:sz="4" w:space="0" w:color="000000"/>
+          <w:insideV w:val="single" w:sz="4" w:space="0" w:color="000000"/>
+        </w:tblBorders>
+      </w:tblPr>
+      <w:tblGrid>
+        <w:gridCol w:w="1728"/>
+        <w:gridCol w:w="1728"/>
+        <w:gridCol w:w="1728"/>
+        <w:gridCol w:w="1728"/>
+        <w:gridCol w:w="1728"/>
+      </w:tblGrid>
+      <w:tr>
+        <w:tc>
+          <w:tcPr>
+            <w:tcW w:type="dxa" w:w="1728"/>
+            <w:shd w:fill="D9E2F3" w:val="clear"/>
+          </w:tcPr>
+          <w:p>
+            <w:pPr>
+              <w:jc w:val="center"/>
+            </w:pPr>
+            <w:r>
+              <w:rPr>
+                <w:rFonts w:ascii="宋体" w:hAnsi="宋体" w:eastAsia="宋体"/>
+                <w:b/>
+                <w:sz w:val="21"/>
+              </w:rPr>
+              <w:t>编号</w:t>
+            </w:r>
+          </w:p>
+        </w:tc>
+        <w:tc>
+          <w:tcPr>
+            <w:tcW w:type="dxa" w:w="1728"/>
+            <w:shd w:fill="D9E2F3" w:val="clear"/>
+          </w:tcPr>
+          <w:p>
+            <w:pPr>
+              <w:jc w:val="center"/>
+            </w:pPr>
+            <w:r>
+              <w:rPr>
+                <w:rFonts w:ascii="宋体" w:hAnsi="宋体" w:eastAsia="宋体"/>
+                <w:b/>
+                <w:sz w:val="21"/>
+              </w:rPr>
+              <w:t>测试内容</w:t>
+            </w:r>
+          </w:p>
+        </w:tc>
+        <w:tc>
+          <w:tcPr>
+            <w:tcW w:type="dxa" w:w="1728"/>
+            <w:shd w:fill="D9E2F3" w:val="clear"/>
+          </w:tcPr>
+          <w:p>
+            <w:pPr>
+              <w:jc w:val="center"/>
+            </w:pPr>
+            <w:r>
+              <w:rPr>
+                <w:rFonts w:ascii="宋体" w:hAnsi="宋体" w:eastAsia="宋体"/>
+                <w:b/>
+                <w:sz w:val="21"/>
+              </w:rPr>
+              <w:t>输入/操作</w:t>
+            </w:r>
+          </w:p>
+        </w:tc>
+        <w:tc>
+          <w:tcPr>
+            <w:tcW w:type="dxa" w:w="1728"/>
+            <w:shd w:fill="D9E2F3" w:val="clear"/>
+          </w:tcPr>
+          <w:p>
+            <w:pPr>
+              <w:jc w:val="center"/>
+            </w:pPr>
+            <w:r>
+              <w:rPr>
+                <w:rFonts w:ascii="宋体" w:hAnsi="宋体" w:eastAsia="宋体"/>
+                <w:b/>
+                <w:sz w:val="21"/>
+              </w:rPr>
+              <w:t>预期结果</w:t>
+            </w:r>
+          </w:p>
+        </w:tc>
+        <w:tc>
+          <w:tcPr>
+            <w:tcW w:type="dxa" w:w="1728"/>
+            <w:shd w:fill="D9E2F3" w:val="clear"/>
+          </w:tcPr>
+          <w:p>
+            <w:pPr>
+              <w:jc w:val="center"/>
+            </w:pPr>
+            <w:r>
+              <w:rPr>
+                <w:rFonts w:ascii="宋体" w:hAnsi="宋体" w:eastAsia="宋体"/>
+                <w:b/>
+                <w:sz w:val="21"/>
+              </w:rPr>
+              <w:t>结果</w:t>
+            </w:r>
+          </w:p>
+        </w:tc>
+      </w:tr>
+      <w:tr>
+        <w:tc>
+          <w:tcPr>
+            <w:tcW w:type="dxa" w:w="1728"/>
+          </w:tcPr>
+          <w:p>
+            <w:pPr>
+              <w:jc w:val="center"/>
+            </w:pPr>
+            <w:r>
+              <w:rPr>
+                <w:rFonts w:ascii="宋体" w:hAnsi="宋体" w:eastAsia="宋体"/>
+                <w:sz w:val="21"/>
+              </w:rPr>
+              <w:t>TC-11</w:t>
+            </w:r>
+          </w:p>
+        </w:tc>
+        <w:tc>
+          <w:tcPr>
+            <w:tcW w:type="dxa" w:w="1728"/>
+          </w:tcPr>
+          <w:p>
+            <w:pPr>
+              <w:jc w:val="center"/>
+            </w:pPr>
+            <w:r>
+              <w:rPr>
+                <w:rFonts w:ascii="宋体" w:hAnsi="宋体" w:eastAsia="宋体"/>
+                <w:sz w:val="21"/>
+              </w:rPr>
+              <w:t>租客提交租赁意向</w:t>
+            </w:r>
+          </w:p>
+        </w:tc>
+        <w:tc>
+          <w:tcPr>
+            <w:tcW w:type="dxa" w:w="1728"/>
+          </w:tcPr>
+          <w:p>
+            <w:pPr>
+              <w:jc w:val="center"/>
+            </w:pPr>
+            <w:r>
+              <w:rPr>
+                <w:rFonts w:ascii="宋体" w:hAnsi="宋体" w:eastAsia="宋体"/>
+                <w:sz w:val="21"/>
+              </w:rPr>
+              <w:t>选择房源并填写租期提交</w:t>
+            </w:r>
+          </w:p>
+        </w:tc>
+        <w:tc>
+          <w:tcPr>
+            <w:tcW w:type="dxa" w:w="1728"/>
+          </w:tcPr>
+          <w:p>
+            <w:pPr>
+              <w:jc w:val="center"/>
+            </w:pPr>
+            <w:r>
+              <w:rPr>
+                <w:rFonts w:ascii="宋体" w:hAnsi="宋体" w:eastAsia="宋体"/>
+                <w:sz w:val="21"/>
+              </w:rPr>
+              <w:t>订单创建成功，状态为PENDING</w:t>
+            </w:r>
+          </w:p>
+        </w:tc>
+        <w:tc>
+          <w:tcPr>
+            <w:tcW w:type="dxa" w:w="1728"/>
+          </w:tcPr>
+          <w:p>
+            <w:pPr>
+              <w:jc w:val="center"/>
+            </w:pPr>
+            <w:r>
+              <w:rPr>
+                <w:rFonts w:ascii="宋体" w:hAnsi="宋体" w:eastAsia="宋体"/>
+                <w:sz w:val="21"/>
+              </w:rPr>
+              <w:t>通过</w:t>
+            </w:r>
+          </w:p>
+        </w:tc>
+      </w:tr>
+      <w:tr>
+        <w:tc>
+          <w:tcPr>
+            <w:tcW w:type="dxa" w:w="1728"/>
+          </w:tcPr>
+          <w:p>
+            <w:pPr>
+              <w:jc w:val="center"/>
+            </w:pPr>
+            <w:r>
+              <w:rPr>
+                <w:rFonts w:ascii="宋体" w:hAnsi="宋体" w:eastAsia="宋体"/>
+                <w:sz w:val="21"/>
+              </w:rPr>
+              <w:t>TC-12</w:t>
+            </w:r>
+          </w:p>
+        </w:tc>
+        <w:tc>
+          <w:tcPr>
+            <w:tcW w:type="dxa" w:w="1728"/>
+          </w:tcPr>
+          <w:p>
+            <w:pPr>
+              <w:jc w:val="center"/>
+            </w:pPr>
+            <w:r>
+              <w:rPr>
+                <w:rFonts w:ascii="宋体" w:hAnsi="宋体" w:eastAsia="宋体"/>
+                <w:sz w:val="21"/>
+              </w:rPr>
+              <w:t>房东审批通过</w:t>
+            </w:r>
+          </w:p>
+        </w:tc>
+        <w:tc>
+          <w:tcPr>
+            <w:tcW w:type="dxa" w:w="1728"/>
+          </w:tcPr>
+          <w:p>
+            <w:pPr>
+              <w:jc w:val="center"/>
+            </w:pPr>
+            <w:r>
+              <w:rPr>
+                <w:rFonts w:ascii="宋体" w:hAnsi="宋体" w:eastAsia="宋体"/>
+                <w:sz w:val="21"/>
+              </w:rPr>
+              <w:t>房东在订单列表点击"通过"</w:t>
             </w:r>
           </w:p>
         </w:tc>
@@ -1548,7 +2060,7 @@
                 <w:rFonts w:ascii="宋体" w:hAnsi="宋体" w:eastAsia="宋体"/>
                 <w:sz w:val="21"/>
               </w:rPr>
-              <w:t>TC-11</w:t>
+              <w:t>TC-13</w:t>
             </w:r>
           </w:p>
         </w:tc>
@@ -1565,7 +2077,7 @@
                 <w:rFonts w:ascii="宋体" w:hAnsi="宋体" w:eastAsia="宋体"/>
                 <w:sz w:val="21"/>
               </w:rPr>
-              <w:t>租赁业务</w:t>
+              <w:t>房东拒绝订单</w:t>
             </w:r>
           </w:p>
         </w:tc>
@@ -1582,7 +2094,94 @@
                 <w:rFonts w:ascii="宋体" w:hAnsi="宋体" w:eastAsia="宋体"/>
                 <w:sz w:val="21"/>
               </w:rPr>
-              <w:t>租客取消自有订单</w:t>
+              <w:t>房东点击"拒绝"并填写原因</w:t>
+            </w:r>
+          </w:p>
+        </w:tc>
+        <w:tc>
+          <w:tcPr>
+            <w:tcW w:type="dxa" w:w="1728"/>
+          </w:tcPr>
+          <w:p>
+            <w:pPr>
+              <w:jc w:val="center"/>
+            </w:pPr>
+            <w:r>
+              <w:rPr>
+                <w:rFonts w:ascii="宋体" w:hAnsi="宋体" w:eastAsia="宋体"/>
+                <w:sz w:val="21"/>
+              </w:rPr>
+              <w:t>状态变为REJECTED，租客可查看拒绝原因</w:t>
+            </w:r>
+          </w:p>
+        </w:tc>
+        <w:tc>
+          <w:tcPr>
+            <w:tcW w:type="dxa" w:w="1728"/>
+          </w:tcPr>
+          <w:p>
+            <w:pPr>
+              <w:jc w:val="center"/>
+            </w:pPr>
+            <w:r>
+              <w:rPr>
+                <w:rFonts w:ascii="宋体" w:hAnsi="宋体" w:eastAsia="宋体"/>
+                <w:sz w:val="21"/>
+              </w:rPr>
+              <w:t>通过</w:t>
+            </w:r>
+          </w:p>
+        </w:tc>
+      </w:tr>
+      <w:tr>
+        <w:tc>
+          <w:tcPr>
+            <w:tcW w:type="dxa" w:w="1728"/>
+          </w:tcPr>
+          <w:p>
+            <w:pPr>
+              <w:jc w:val="center"/>
+            </w:pPr>
+            <w:r>
+              <w:rPr>
+                <w:rFonts w:ascii="宋体" w:hAnsi="宋体" w:eastAsia="宋体"/>
+                <w:sz w:val="21"/>
+              </w:rPr>
+              <w:t>TC-14</w:t>
+            </w:r>
+          </w:p>
+        </w:tc>
+        <w:tc>
+          <w:tcPr>
+            <w:tcW w:type="dxa" w:w="1728"/>
+          </w:tcPr>
+          <w:p>
+            <w:pPr>
+              <w:jc w:val="center"/>
+            </w:pPr>
+            <w:r>
+              <w:rPr>
+                <w:rFonts w:ascii="宋体" w:hAnsi="宋体" w:eastAsia="宋体"/>
+                <w:sz w:val="21"/>
+              </w:rPr>
+              <w:t>租客取消订单</w:t>
+            </w:r>
+          </w:p>
+        </w:tc>
+        <w:tc>
+          <w:tcPr>
+            <w:tcW w:type="dxa" w:w="1728"/>
+          </w:tcPr>
+          <w:p>
+            <w:pPr>
+              <w:jc w:val="center"/>
+            </w:pPr>
+            <w:r>
+              <w:rPr>
+                <w:rFonts w:ascii="宋体" w:hAnsi="宋体" w:eastAsia="宋体"/>
+                <w:sz w:val="21"/>
+              </w:rPr>
+              <w:t>租客对PENDING状态订单点击"取消"</w:t>
             </w:r>
           </w:p>
         </w:tc>
@@ -1635,7 +2234,7 @@
                 <w:rFonts w:ascii="宋体" w:hAnsi="宋体" w:eastAsia="宋体"/>
                 <w:sz w:val="21"/>
               </w:rPr>
-              <w:t>TC-12</w:t>
+              <w:t>TC-15</w:t>
             </w:r>
           </w:p>
         </w:tc>
@@ -1652,7 +2251,7 @@
                 <w:rFonts w:ascii="宋体" w:hAnsi="宋体" w:eastAsia="宋体"/>
                 <w:sz w:val="21"/>
               </w:rPr>
-              <w:t>合同管理</w:t>
+              <w:t>生成租赁合同</w:t>
             </w:r>
           </w:p>
         </w:tc>
@@ -1669,7 +2268,7 @@
                 <w:rFonts w:ascii="宋体" w:hAnsi="宋体" w:eastAsia="宋体"/>
                 <w:sz w:val="21"/>
               </w:rPr>
-              <w:t>基于已审批订单生成合同</w:t>
+              <w:t>基于APPROVED订单生成合同</w:t>
             </w:r>
           </w:p>
         </w:tc>
@@ -1686,7 +2285,7 @@
                 <w:rFonts w:ascii="宋体" w:hAnsi="宋体" w:eastAsia="宋体"/>
                 <w:sz w:val="21"/>
               </w:rPr>
-              <w:t>合同生成，含风险检测结果</w:t>
+              <w:t>合同生成成功，包含风险检测结果</w:t>
             </w:r>
           </w:p>
         </w:tc>
@@ -1722,7 +2321,7 @@
                 <w:rFonts w:ascii="宋体" w:hAnsi="宋体" w:eastAsia="宋体"/>
                 <w:sz w:val="21"/>
               </w:rPr>
-              <w:t>TC-13</w:t>
+              <w:t>TC-16</w:t>
             </w:r>
           </w:p>
         </w:tc>
@@ -1739,7 +2338,7 @@
                 <w:rFonts w:ascii="宋体" w:hAnsi="宋体" w:eastAsia="宋体"/>
                 <w:sz w:val="21"/>
               </w:rPr>
-              <w:t>合同管理</w:t>
+              <w:t>双方签署合同</w:t>
             </w:r>
           </w:p>
         </w:tc>
@@ -1756,7 +2355,7 @@
                 <w:rFonts w:ascii="宋体" w:hAnsi="宋体" w:eastAsia="宋体"/>
                 <w:sz w:val="21"/>
               </w:rPr>
-              <w:t>租客与房东依次签署合同</w:t>
+              <w:t>租客与房东依次确认签署</w:t>
             </w:r>
           </w:p>
         </w:tc>
@@ -1809,7 +2408,7 @@
                 <w:rFonts w:ascii="宋体" w:hAnsi="宋体" w:eastAsia="宋体"/>
                 <w:sz w:val="21"/>
               </w:rPr>
-              <w:t>TC-14</w:t>
+              <w:t>TC-17</w:t>
             </w:r>
           </w:p>
         </w:tc>
@@ -1826,7 +2425,7 @@
                 <w:rFonts w:ascii="宋体" w:hAnsi="宋体" w:eastAsia="宋体"/>
                 <w:sz w:val="21"/>
               </w:rPr>
-              <w:t>合同管理</w:t>
+              <w:t>合同PDF导出</w:t>
             </w:r>
           </w:p>
         </w:tc>
@@ -1843,7 +2442,7 @@
                 <w:rFonts w:ascii="宋体" w:hAnsi="宋体" w:eastAsia="宋体"/>
                 <w:sz w:val="21"/>
               </w:rPr>
-              <w:t>押金设为5倍月租触发风险</w:t>
+              <w:t>点击"导出PDF"按钮</w:t>
             </w:r>
           </w:p>
         </w:tc>
@@ -1860,7 +2459,251 @@
                 <w:rFonts w:ascii="宋体" w:hAnsi="宋体" w:eastAsia="宋体"/>
                 <w:sz w:val="21"/>
               </w:rPr>
-              <w:t>风险提示"押金超出常规范围"</w:t>
+              <w:t>浏览器下载完整PDF合同文件</w:t>
+            </w:r>
+          </w:p>
+        </w:tc>
+        <w:tc>
+          <w:tcPr>
+            <w:tcW w:type="dxa" w:w="1728"/>
+          </w:tcPr>
+          <w:p>
+            <w:pPr>
+              <w:jc w:val="center"/>
+            </w:pPr>
+            <w:r>
+              <w:rPr>
+                <w:rFonts w:ascii="宋体" w:hAnsi="宋体" w:eastAsia="宋体"/>
+                <w:sz w:val="21"/>
+              </w:rPr>
+              <w:t>通过</w:t>
+            </w:r>
+          </w:p>
+        </w:tc>
+      </w:tr>
+    </w:tbl>
+    <w:p/>
+    <w:p>
+      <w:pPr>
+        <w:pStyle w:val="Heading3"/>
+      </w:pPr>
+      <w:r>
+        <w:rPr>
+          <w:color w:val="000000"/>
+        </w:rPr>
+        <w:t>6.4.4 后台管理模块测试用例</w:t>
+      </w:r>
+    </w:p>
+    <w:p>
+      <w:pPr>
+        <w:spacing w:line="560" w:lineRule="exact" w:after="80"/>
+        <w:ind w:firstLine="420"/>
+      </w:pPr>
+      <w:r>
+        <w:rPr>
+          <w:rFonts w:ascii="宋体" w:hAnsi="宋体" w:eastAsia="宋体"/>
+          <w:sz w:val="24"/>
+        </w:rPr>
+        <w:t>后台管理模块包含管理员对房源、用户的审核与管理操作，测试用例如表6-5所示。</w:t>
+      </w:r>
+    </w:p>
+    <w:p>
+      <w:pPr>
+        <w:spacing w:line="560" w:lineRule="exact" w:after="80"/>
+      </w:pPr>
+      <w:r>
+        <w:rPr>
+          <w:rFonts w:ascii="宋体" w:hAnsi="宋体" w:eastAsia="宋体"/>
+          <w:b/>
+          <w:sz w:val="24"/>
+        </w:rPr>
+        <w:t>表6-5 后台管理模块测试用例</w:t>
+      </w:r>
+    </w:p>
+    <w:tbl>
+      <w:tblPr>
+        <w:tblW w:type="auto" w:w="0"/>
+        <w:jc w:val="center"/>
+        <w:tblLook w:firstColumn="1" w:firstRow="1" w:lastColumn="0" w:lastRow="0" w:noHBand="0" w:noVBand="1" w:val="04A0"/>
+        <w:tblBorders>
+          <w:top w:val="single" w:sz="4" w:space="0" w:color="000000"/>
+          <w:left w:val="single" w:sz="4" w:space="0" w:color="000000"/>
+          <w:bottom w:val="single" w:sz="4" w:space="0" w:color="000000"/>
+          <w:right w:val="single" w:sz="4" w:space="0" w:color="000000"/>
+          <w:insideH w:val="single" w:sz="4" w:space="0" w:color="000000"/>
+          <w:insideV w:val="single" w:sz="4" w:space="0" w:color="000000"/>
+        </w:tblBorders>
+      </w:tblPr>
+      <w:tblGrid>
+        <w:gridCol w:w="1728"/>
+        <w:gridCol w:w="1728"/>
+        <w:gridCol w:w="1728"/>
+        <w:gridCol w:w="1728"/>
+        <w:gridCol w:w="1728"/>
+      </w:tblGrid>
+      <w:tr>
+        <w:tc>
+          <w:tcPr>
+            <w:tcW w:type="dxa" w:w="1728"/>
+            <w:shd w:fill="D9E2F3" w:val="clear"/>
+          </w:tcPr>
+          <w:p>
+            <w:pPr>
+              <w:jc w:val="center"/>
+            </w:pPr>
+            <w:r>
+              <w:rPr>
+                <w:rFonts w:ascii="宋体" w:hAnsi="宋体" w:eastAsia="宋体"/>
+                <w:b/>
+                <w:sz w:val="21"/>
+              </w:rPr>
+              <w:t>编号</w:t>
+            </w:r>
+          </w:p>
+        </w:tc>
+        <w:tc>
+          <w:tcPr>
+            <w:tcW w:type="dxa" w:w="1728"/>
+            <w:shd w:fill="D9E2F3" w:val="clear"/>
+          </w:tcPr>
+          <w:p>
+            <w:pPr>
+              <w:jc w:val="center"/>
+            </w:pPr>
+            <w:r>
+              <w:rPr>
+                <w:rFonts w:ascii="宋体" w:hAnsi="宋体" w:eastAsia="宋体"/>
+                <w:b/>
+                <w:sz w:val="21"/>
+              </w:rPr>
+              <w:t>测试内容</w:t>
+            </w:r>
+          </w:p>
+        </w:tc>
+        <w:tc>
+          <w:tcPr>
+            <w:tcW w:type="dxa" w:w="1728"/>
+            <w:shd w:fill="D9E2F3" w:val="clear"/>
+          </w:tcPr>
+          <w:p>
+            <w:pPr>
+              <w:jc w:val="center"/>
+            </w:pPr>
+            <w:r>
+              <w:rPr>
+                <w:rFonts w:ascii="宋体" w:hAnsi="宋体" w:eastAsia="宋体"/>
+                <w:b/>
+                <w:sz w:val="21"/>
+              </w:rPr>
+              <w:t>输入/操作</w:t>
+            </w:r>
+          </w:p>
+        </w:tc>
+        <w:tc>
+          <w:tcPr>
+            <w:tcW w:type="dxa" w:w="1728"/>
+            <w:shd w:fill="D9E2F3" w:val="clear"/>
+          </w:tcPr>
+          <w:p>
+            <w:pPr>
+              <w:jc w:val="center"/>
+            </w:pPr>
+            <w:r>
+              <w:rPr>
+                <w:rFonts w:ascii="宋体" w:hAnsi="宋体" w:eastAsia="宋体"/>
+                <w:b/>
+                <w:sz w:val="21"/>
+              </w:rPr>
+              <w:t>预期结果</w:t>
+            </w:r>
+          </w:p>
+        </w:tc>
+        <w:tc>
+          <w:tcPr>
+            <w:tcW w:type="dxa" w:w="1728"/>
+            <w:shd w:fill="D9E2F3" w:val="clear"/>
+          </w:tcPr>
+          <w:p>
+            <w:pPr>
+              <w:jc w:val="center"/>
+            </w:pPr>
+            <w:r>
+              <w:rPr>
+                <w:rFonts w:ascii="宋体" w:hAnsi="宋体" w:eastAsia="宋体"/>
+                <w:b/>
+                <w:sz w:val="21"/>
+              </w:rPr>
+              <w:t>结果</w:t>
+            </w:r>
+          </w:p>
+        </w:tc>
+      </w:tr>
+      <w:tr>
+        <w:tc>
+          <w:tcPr>
+            <w:tcW w:type="dxa" w:w="1728"/>
+          </w:tcPr>
+          <w:p>
+            <w:pPr>
+              <w:jc w:val="center"/>
+            </w:pPr>
+            <w:r>
+              <w:rPr>
+                <w:rFonts w:ascii="宋体" w:hAnsi="宋体" w:eastAsia="宋体"/>
+                <w:sz w:val="21"/>
+              </w:rPr>
+              <w:t>TC-18</w:t>
+            </w:r>
+          </w:p>
+        </w:tc>
+        <w:tc>
+          <w:tcPr>
+            <w:tcW w:type="dxa" w:w="1728"/>
+          </w:tcPr>
+          <w:p>
+            <w:pPr>
+              <w:jc w:val="center"/>
+            </w:pPr>
+            <w:r>
+              <w:rPr>
+                <w:rFonts w:ascii="宋体" w:hAnsi="宋体" w:eastAsia="宋体"/>
+                <w:sz w:val="21"/>
+              </w:rPr>
+              <w:t>审核通过待审房源</w:t>
+            </w:r>
+          </w:p>
+        </w:tc>
+        <w:tc>
+          <w:tcPr>
+            <w:tcW w:type="dxa" w:w="1728"/>
+          </w:tcPr>
+          <w:p>
+            <w:pPr>
+              <w:jc w:val="center"/>
+            </w:pPr>
+            <w:r>
+              <w:rPr>
+                <w:rFonts w:ascii="宋体" w:hAnsi="宋体" w:eastAsia="宋体"/>
+                <w:sz w:val="21"/>
+              </w:rPr>
+              <w:t>管理员点击"通过"审核</w:t>
+            </w:r>
+          </w:p>
+        </w:tc>
+        <w:tc>
+          <w:tcPr>
+            <w:tcW w:type="dxa" w:w="1728"/>
+          </w:tcPr>
+          <w:p>
+            <w:pPr>
+              <w:jc w:val="center"/>
+            </w:pPr>
+            <w:r>
+              <w:rPr>
+                <w:rFonts w:ascii="宋体" w:hAnsi="宋体" w:eastAsia="宋体"/>
+                <w:sz w:val="21"/>
+              </w:rPr>
+              <w:t>房源状态变为ONLINE，前台可见</w:t>
             </w:r>
           </w:p>
         </w:tc>
@@ -1896,7 +2739,7 @@
                 <w:rFonts w:ascii="宋体" w:hAnsi="宋体" w:eastAsia="宋体"/>
                 <w:sz w:val="21"/>
               </w:rPr>
-              <w:t>TC-15</w:t>
+              <w:t>TC-19</w:t>
             </w:r>
           </w:p>
         </w:tc>
@@ -1913,7 +2756,7 @@
                 <w:rFonts w:ascii="宋体" w:hAnsi="宋体" w:eastAsia="宋体"/>
                 <w:sz w:val="21"/>
               </w:rPr>
-              <w:t>合同管理</w:t>
+              <w:t>驳回不合规房源</w:t>
             </w:r>
           </w:p>
         </w:tc>
@@ -1930,7 +2773,7 @@
                 <w:rFonts w:ascii="宋体" w:hAnsi="宋体" w:eastAsia="宋体"/>
                 <w:sz w:val="21"/>
               </w:rPr>
-              <w:t>导出合同PDF</w:t>
+              <w:t>管理员点击"驳回"并填写原因</w:t>
             </w:r>
           </w:p>
         </w:tc>
@@ -1947,7 +2790,7 @@
                 <w:rFonts w:ascii="宋体" w:hAnsi="宋体" w:eastAsia="宋体"/>
                 <w:sz w:val="21"/>
               </w:rPr>
-              <w:t>浏览器下载完整PDF文件</w:t>
+              <w:t>房源状态变为REJECTED，房东可查看驳回原因</w:t>
             </w:r>
           </w:p>
         </w:tc>
@@ -1983,7 +2826,7 @@
                 <w:rFonts w:ascii="宋体" w:hAnsi="宋体" w:eastAsia="宋体"/>
                 <w:sz w:val="21"/>
               </w:rPr>
-              <w:t>TC-16</w:t>
+              <w:t>TC-20</w:t>
             </w:r>
           </w:p>
         </w:tc>
@@ -2000,7 +2843,7 @@
                 <w:rFonts w:ascii="宋体" w:hAnsi="宋体" w:eastAsia="宋体"/>
                 <w:sz w:val="21"/>
               </w:rPr>
-              <w:t>后台管理</w:t>
+              <w:t>封禁违规用户</w:t>
             </w:r>
           </w:p>
         </w:tc>
@@ -2017,7 +2860,7 @@
                 <w:rFonts w:ascii="宋体" w:hAnsi="宋体" w:eastAsia="宋体"/>
                 <w:sz w:val="21"/>
               </w:rPr>
-              <w:t>管理员审核通过待审房源</w:t>
+              <w:t>管理员将用户状态设为BANNED</w:t>
             </w:r>
           </w:p>
         </w:tc>
@@ -2034,7 +2877,7 @@
                 <w:rFonts w:ascii="宋体" w:hAnsi="宋体" w:eastAsia="宋体"/>
                 <w:sz w:val="21"/>
               </w:rPr>
-              <w:t>房源状态变为ONLINE</w:t>
+              <w:t>该用户无法登录，提示账号已被禁用</w:t>
             </w:r>
           </w:p>
         </w:tc>
@@ -2070,7 +2913,7 @@
                 <w:rFonts w:ascii="宋体" w:hAnsi="宋体" w:eastAsia="宋体"/>
                 <w:sz w:val="21"/>
               </w:rPr>
-              <w:t>TC-17</w:t>
+              <w:t>TC-21</w:t>
             </w:r>
           </w:p>
         </w:tc>
@@ -2087,7 +2930,7 @@
                 <w:rFonts w:ascii="宋体" w:hAnsi="宋体" w:eastAsia="宋体"/>
                 <w:sz w:val="21"/>
               </w:rPr>
-              <w:t>后台管理</w:t>
+              <w:t>查看平台统计数据</w:t>
             </w:r>
           </w:p>
         </w:tc>
@@ -2104,7 +2947,7 @@
                 <w:rFonts w:ascii="宋体" w:hAnsi="宋体" w:eastAsia="宋体"/>
                 <w:sz w:val="21"/>
               </w:rPr>
-              <w:t>管理员封禁用户</w:t>
+              <w:t>管理员进入仪表盘页面</w:t>
             </w:r>
           </w:p>
         </w:tc>
@@ -2121,7 +2964,251 @@
                 <w:rFonts w:ascii="宋体" w:hAnsi="宋体" w:eastAsia="宋体"/>
                 <w:sz w:val="21"/>
               </w:rPr>
-              <w:t>用户状态变为BANNED，无法登录</w:t>
+              <w:t>正确显示房源数、用户数、订单数等统计</w:t>
+            </w:r>
+          </w:p>
+        </w:tc>
+        <w:tc>
+          <w:tcPr>
+            <w:tcW w:type="dxa" w:w="1728"/>
+          </w:tcPr>
+          <w:p>
+            <w:pPr>
+              <w:jc w:val="center"/>
+            </w:pPr>
+            <w:r>
+              <w:rPr>
+                <w:rFonts w:ascii="宋体" w:hAnsi="宋体" w:eastAsia="宋体"/>
+                <w:sz w:val="21"/>
+              </w:rPr>
+              <w:t>通过</w:t>
+            </w:r>
+          </w:p>
+        </w:tc>
+      </w:tr>
+    </w:tbl>
+    <w:p/>
+    <w:p>
+      <w:pPr>
+        <w:pStyle w:val="Heading3"/>
+      </w:pPr>
+      <w:r>
+        <w:rPr>
+          <w:color w:val="000000"/>
+        </w:rPr>
+        <w:t>6.4.5 安全性测试用例</w:t>
+      </w:r>
+    </w:p>
+    <w:p>
+      <w:pPr>
+        <w:spacing w:line="560" w:lineRule="exact" w:after="80"/>
+        <w:ind w:firstLine="420"/>
+      </w:pPr>
+      <w:r>
+        <w:rPr>
+          <w:rFonts w:ascii="宋体" w:hAnsi="宋体" w:eastAsia="宋体"/>
+          <w:sz w:val="24"/>
+        </w:rPr>
+        <w:t>安全性测试针对身份认证、权限控制和输入防护三个维度，测试用例如表6-6所示。</w:t>
+      </w:r>
+    </w:p>
+    <w:p>
+      <w:pPr>
+        <w:spacing w:line="560" w:lineRule="exact" w:after="80"/>
+      </w:pPr>
+      <w:r>
+        <w:rPr>
+          <w:rFonts w:ascii="宋体" w:hAnsi="宋体" w:eastAsia="宋体"/>
+          <w:b/>
+          <w:sz w:val="24"/>
+        </w:rPr>
+        <w:t>表6-6 安全性测试用例</w:t>
+      </w:r>
+    </w:p>
+    <w:tbl>
+      <w:tblPr>
+        <w:tblW w:type="auto" w:w="0"/>
+        <w:jc w:val="center"/>
+        <w:tblLook w:firstColumn="1" w:firstRow="1" w:lastColumn="0" w:lastRow="0" w:noHBand="0" w:noVBand="1" w:val="04A0"/>
+        <w:tblBorders>
+          <w:top w:val="single" w:sz="4" w:space="0" w:color="000000"/>
+          <w:left w:val="single" w:sz="4" w:space="0" w:color="000000"/>
+          <w:bottom w:val="single" w:sz="4" w:space="0" w:color="000000"/>
+          <w:right w:val="single" w:sz="4" w:space="0" w:color="000000"/>
+          <w:insideH w:val="single" w:sz="4" w:space="0" w:color="000000"/>
+          <w:insideV w:val="single" w:sz="4" w:space="0" w:color="000000"/>
+        </w:tblBorders>
+      </w:tblPr>
+      <w:tblGrid>
+        <w:gridCol w:w="1728"/>
+        <w:gridCol w:w="1728"/>
+        <w:gridCol w:w="1728"/>
+        <w:gridCol w:w="1728"/>
+        <w:gridCol w:w="1728"/>
+      </w:tblGrid>
+      <w:tr>
+        <w:tc>
+          <w:tcPr>
+            <w:tcW w:type="dxa" w:w="1728"/>
+            <w:shd w:fill="D9E2F3" w:val="clear"/>
+          </w:tcPr>
+          <w:p>
+            <w:pPr>
+              <w:jc w:val="center"/>
+            </w:pPr>
+            <w:r>
+              <w:rPr>
+                <w:rFonts w:ascii="宋体" w:hAnsi="宋体" w:eastAsia="宋体"/>
+                <w:b/>
+                <w:sz w:val="21"/>
+              </w:rPr>
+              <w:t>编号</w:t>
+            </w:r>
+          </w:p>
+        </w:tc>
+        <w:tc>
+          <w:tcPr>
+            <w:tcW w:type="dxa" w:w="1728"/>
+            <w:shd w:fill="D9E2F3" w:val="clear"/>
+          </w:tcPr>
+          <w:p>
+            <w:pPr>
+              <w:jc w:val="center"/>
+            </w:pPr>
+            <w:r>
+              <w:rPr>
+                <w:rFonts w:ascii="宋体" w:hAnsi="宋体" w:eastAsia="宋体"/>
+                <w:b/>
+                <w:sz w:val="21"/>
+              </w:rPr>
+              <w:t>测试内容</w:t>
+            </w:r>
+          </w:p>
+        </w:tc>
+        <w:tc>
+          <w:tcPr>
+            <w:tcW w:type="dxa" w:w="1728"/>
+            <w:shd w:fill="D9E2F3" w:val="clear"/>
+          </w:tcPr>
+          <w:p>
+            <w:pPr>
+              <w:jc w:val="center"/>
+            </w:pPr>
+            <w:r>
+              <w:rPr>
+                <w:rFonts w:ascii="宋体" w:hAnsi="宋体" w:eastAsia="宋体"/>
+                <w:b/>
+                <w:sz w:val="21"/>
+              </w:rPr>
+              <w:t>输入/操作</w:t>
+            </w:r>
+          </w:p>
+        </w:tc>
+        <w:tc>
+          <w:tcPr>
+            <w:tcW w:type="dxa" w:w="1728"/>
+            <w:shd w:fill="D9E2F3" w:val="clear"/>
+          </w:tcPr>
+          <w:p>
+            <w:pPr>
+              <w:jc w:val="center"/>
+            </w:pPr>
+            <w:r>
+              <w:rPr>
+                <w:rFonts w:ascii="宋体" w:hAnsi="宋体" w:eastAsia="宋体"/>
+                <w:b/>
+                <w:sz w:val="21"/>
+              </w:rPr>
+              <w:t>预期结果</w:t>
+            </w:r>
+          </w:p>
+        </w:tc>
+        <w:tc>
+          <w:tcPr>
+            <w:tcW w:type="dxa" w:w="1728"/>
+            <w:shd w:fill="D9E2F3" w:val="clear"/>
+          </w:tcPr>
+          <w:p>
+            <w:pPr>
+              <w:jc w:val="center"/>
+            </w:pPr>
+            <w:r>
+              <w:rPr>
+                <w:rFonts w:ascii="宋体" w:hAnsi="宋体" w:eastAsia="宋体"/>
+                <w:b/>
+                <w:sz w:val="21"/>
+              </w:rPr>
+              <w:t>结果</w:t>
+            </w:r>
+          </w:p>
+        </w:tc>
+      </w:tr>
+      <w:tr>
+        <w:tc>
+          <w:tcPr>
+            <w:tcW w:type="dxa" w:w="1728"/>
+          </w:tcPr>
+          <w:p>
+            <w:pPr>
+              <w:jc w:val="center"/>
+            </w:pPr>
+            <w:r>
+              <w:rPr>
+                <w:rFonts w:ascii="宋体" w:hAnsi="宋体" w:eastAsia="宋体"/>
+                <w:sz w:val="21"/>
+              </w:rPr>
+              <w:t>TC-22</w:t>
+            </w:r>
+          </w:p>
+        </w:tc>
+        <w:tc>
+          <w:tcPr>
+            <w:tcW w:type="dxa" w:w="1728"/>
+          </w:tcPr>
+          <w:p>
+            <w:pPr>
+              <w:jc w:val="center"/>
+            </w:pPr>
+            <w:r>
+              <w:rPr>
+                <w:rFonts w:ascii="宋体" w:hAnsi="宋体" w:eastAsia="宋体"/>
+                <w:sz w:val="21"/>
+              </w:rPr>
+              <w:t>过期JWT令牌访问</w:t>
+            </w:r>
+          </w:p>
+        </w:tc>
+        <w:tc>
+          <w:tcPr>
+            <w:tcW w:type="dxa" w:w="1728"/>
+          </w:tcPr>
+          <w:p>
+            <w:pPr>
+              <w:jc w:val="center"/>
+            </w:pPr>
+            <w:r>
+              <w:rPr>
+                <w:rFonts w:ascii="宋体" w:hAnsi="宋体" w:eastAsia="宋体"/>
+                <w:sz w:val="21"/>
+              </w:rPr>
+              <w:t>携带过期Token请求受保护接口</w:t>
+            </w:r>
+          </w:p>
+        </w:tc>
+        <w:tc>
+          <w:tcPr>
+            <w:tcW w:type="dxa" w:w="1728"/>
+          </w:tcPr>
+          <w:p>
+            <w:pPr>
+              <w:jc w:val="center"/>
+            </w:pPr>
+            <w:r>
+              <w:rPr>
+                <w:rFonts w:ascii="宋体" w:hAnsi="宋体" w:eastAsia="宋体"/>
+                <w:sz w:val="21"/>
+              </w:rPr>
+              <w:t>返回401未授权状态码</w:t>
             </w:r>
           </w:p>
         </w:tc>
@@ -2157,24 +3244,7 @@
                 <w:rFonts w:ascii="宋体" w:hAnsi="宋体" w:eastAsia="宋体"/>
                 <w:sz w:val="21"/>
               </w:rPr>
-              <w:t>TC-18</w:t>
-            </w:r>
-          </w:p>
-        </w:tc>
-        <w:tc>
-          <w:tcPr>
-            <w:tcW w:type="dxa" w:w="1728"/>
-          </w:tcPr>
-          <w:p>
-            <w:pPr>
-              <w:jc w:val="center"/>
-            </w:pPr>
-            <w:r>
-              <w:rPr>
-                <w:rFonts w:ascii="宋体" w:hAnsi="宋体" w:eastAsia="宋体"/>
-                <w:sz w:val="21"/>
-              </w:rPr>
-              <w:t>后台管理</w:t>
+              <w:t>TC-23</w:t>
             </w:r>
           </w:p>
         </w:tc>
@@ -2192,6 +3262,23 @@
                 <w:sz w:val="21"/>
               </w:rPr>
               <w:t>普通用户访问管理接口</w:t>
+            </w:r>
+          </w:p>
+        </w:tc>
+        <w:tc>
+          <w:tcPr>
+            <w:tcW w:type="dxa" w:w="1728"/>
+          </w:tcPr>
+          <w:p>
+            <w:pPr>
+              <w:jc w:val="center"/>
+            </w:pPr>
+            <w:r>
+              <w:rPr>
+                <w:rFonts w:ascii="宋体" w:hAnsi="宋体" w:eastAsia="宋体"/>
+                <w:sz w:val="21"/>
+              </w:rPr>
+              <w:t>租客角色调用/admin/*接口</w:t>
             </w:r>
           </w:p>
         </w:tc>
@@ -2244,7 +3331,7 @@
                 <w:rFonts w:ascii="宋体" w:hAnsi="宋体" w:eastAsia="宋体"/>
                 <w:sz w:val="21"/>
               </w:rPr>
-              <w:t>TC-19</w:t>
+              <w:t>TC-24</w:t>
             </w:r>
           </w:p>
         </w:tc>
@@ -2261,7 +3348,7 @@
                 <w:rFonts w:ascii="宋体" w:hAnsi="宋体" w:eastAsia="宋体"/>
                 <w:sz w:val="21"/>
               </w:rPr>
-              <w:t>安全性</w:t>
+              <w:t>SQL注入攻击</w:t>
             </w:r>
           </w:p>
         </w:tc>
@@ -2278,7 +3365,7 @@
                 <w:rFonts w:ascii="宋体" w:hAnsi="宋体" w:eastAsia="宋体"/>
                 <w:sz w:val="21"/>
               </w:rPr>
-              <w:t>使用过期JWT令牌访问接口</w:t>
+              <w:t>搜索框输入' OR 1=1 --</w:t>
             </w:r>
           </w:p>
         </w:tc>
@@ -2295,7 +3382,7 @@
                 <w:rFonts w:ascii="宋体" w:hAnsi="宋体" w:eastAsia="宋体"/>
                 <w:sz w:val="21"/>
               </w:rPr>
-              <w:t>返回401未授权</w:t>
+              <w:t>正常返回空结果，无数据泄露</w:t>
             </w:r>
           </w:p>
         </w:tc>
@@ -2331,7 +3418,7 @@
                 <w:rFonts w:ascii="宋体" w:hAnsi="宋体" w:eastAsia="宋体"/>
                 <w:sz w:val="21"/>
               </w:rPr>
-              <w:t>TC-20</w:t>
+              <w:t>TC-25</w:t>
             </w:r>
           </w:p>
         </w:tc>
@@ -2348,7 +3435,7 @@
                 <w:rFonts w:ascii="宋体" w:hAnsi="宋体" w:eastAsia="宋体"/>
                 <w:sz w:val="21"/>
               </w:rPr>
-              <w:t>安全性</w:t>
+              <w:t>押金异常值风险检测</w:t>
             </w:r>
           </w:p>
         </w:tc>
@@ -2365,7 +3452,7 @@
                 <w:rFonts w:ascii="宋体" w:hAnsi="宋体" w:eastAsia="宋体"/>
                 <w:sz w:val="21"/>
               </w:rPr>
-              <w:t>搜索框输入SQL注入语句</w:t>
+              <w:t>合同押金设置为月租金5倍</w:t>
             </w:r>
           </w:p>
         </w:tc>
@@ -2382,7 +3469,7 @@
                 <w:rFonts w:ascii="宋体" w:hAnsi="宋体" w:eastAsia="宋体"/>
                 <w:sz w:val="21"/>
               </w:rPr>
-              <w:t>正常返回空结果，无数据泄露</w:t>
+              <w:t>系统提示"押金超出常规范围"风险项</w:t>
             </w:r>
           </w:p>
         </w:tc>
@@ -2427,7 +3514,7 @@
           <w:rFonts w:ascii="宋体" w:hAnsi="宋体" w:eastAsia="宋体"/>
           <w:sz w:val="24"/>
         </w:rPr>
-        <w:t>本次测试共执行20条核心用例，覆盖用户认证、房源管理、租赁业务、合同管理、后台管理及安全性六个维度。首轮测试中有3条用例未通过，具体情况如表6-3所示。</w:t>
+        <w:t>本次测试共执行25条用例，覆盖用户认证、房源管理、租赁业务、后台管理及安全性五大模块。首轮测试中有3条用例未能一次通过，经排查均为实现层面的细节缺陷，具体记录如表6-7所示。</w:t>
       </w:r>
     </w:p>
     <w:p>
@@ -2440,7 +3527,7 @@
           <w:b/>
           <w:sz w:val="24"/>
         </w:rPr>
-        <w:t>表6-3 缺陷记录</w:t>
+        <w:t>表6-7 缺陷记录与修复</w:t>
       </w:r>
     </w:p>
     <w:tbl>
@@ -2609,7 +3696,7 @@
                 <w:rFonts w:ascii="宋体" w:hAnsi="宋体" w:eastAsia="宋体"/>
                 <w:sz w:val="21"/>
               </w:rPr>
-              <w:t>面积字段允许输入负数</w:t>
+              <w:t>房源面积字段允许输入负值</w:t>
             </w:r>
           </w:p>
         </w:tc>
@@ -2626,7 +3713,7 @@
                 <w:rFonts w:ascii="宋体" w:hAnsi="宋体" w:eastAsia="宋体"/>
                 <w:sz w:val="21"/>
               </w:rPr>
-              <w:t>后端增加参数大于零校验</w:t>
+              <w:t>后端增加@Min(1)参数校验注解</w:t>
             </w:r>
           </w:p>
         </w:tc>
@@ -2679,7 +3766,7 @@
                 <w:rFonts w:ascii="宋体" w:hAnsi="宋体" w:eastAsia="宋体"/>
                 <w:sz w:val="21"/>
               </w:rPr>
-              <w:t>合同管理</w:t>
+              <w:t>租赁业务</w:t>
             </w:r>
           </w:p>
         </w:tc>
@@ -2696,7 +3783,7 @@
                 <w:rFonts w:ascii="宋体" w:hAnsi="宋体" w:eastAsia="宋体"/>
                 <w:sz w:val="21"/>
               </w:rPr>
-              <w:t>PDF导出中文偶发乱码</w:t>
+              <w:t>合同PDF导出中文偶发乱码</w:t>
             </w:r>
           </w:p>
         </w:tc>
@@ -2713,7 +3800,7 @@
                 <w:rFonts w:ascii="宋体" w:hAnsi="宋体" w:eastAsia="宋体"/>
                 <w:sz w:val="21"/>
               </w:rPr>
-              <w:t>指定嵌入式中文字体</w:t>
+              <w:t>PDF生成时指定嵌入式中文字体资源</w:t>
             </w:r>
           </w:p>
         </w:tc>
@@ -2783,7 +3870,7 @@
                 <w:rFonts w:ascii="宋体" w:hAnsi="宋体" w:eastAsia="宋体"/>
                 <w:sz w:val="21"/>
               </w:rPr>
-              <w:t>个别错误响应泄露表名</w:t>
+              <w:t>个别异常响应体包含数据库表名信息</w:t>
             </w:r>
           </w:p>
         </w:tc>
@@ -2800,7 +3887,7 @@
                 <w:rFonts w:ascii="宋体" w:hAnsi="宋体" w:eastAsia="宋体"/>
                 <w:sz w:val="21"/>
               </w:rPr>
-              <w:t>全局异常处理统一返回通用提示</w:t>
+              <w:t>全局异常处理器统一返回通用错误提示</w:t>
             </w:r>
           </w:p>
         </w:tc>
@@ -2834,7 +3921,553 @@
           <w:rFonts w:ascii="宋体" w:hAnsi="宋体" w:eastAsia="宋体"/>
           <w:sz w:val="24"/>
         </w:rPr>
-        <w:t>经缺陷修复与回归验证，全部20条用例均通过测试，通过率100%。测试结果表明：系统各核心业务流程运行正常，三类房东标识与五项费用明细展示清晰，合同风险识别规则有效，JWT认证与角色权限控制机制可靠，系统整体质量满足设计要求，具备上线运行条件。</w:t>
+        <w:t>经修复后进行全量回归测试，25条用例全部通过，通过率为100%。各模块测试用例数量与通过情况如表6-8所示。</w:t>
+      </w:r>
+    </w:p>
+    <w:p>
+      <w:pPr>
+        <w:spacing w:line="560" w:lineRule="exact" w:after="80"/>
+      </w:pPr>
+      <w:r>
+        <w:rPr>
+          <w:rFonts w:ascii="宋体" w:hAnsi="宋体" w:eastAsia="宋体"/>
+          <w:b/>
+          <w:sz w:val="24"/>
+        </w:rPr>
+        <w:t>表6-8 测试结果统计</w:t>
+      </w:r>
+    </w:p>
+    <w:tbl>
+      <w:tblPr>
+        <w:tblW w:type="auto" w:w="0"/>
+        <w:jc w:val="center"/>
+        <w:tblLook w:firstColumn="1" w:firstRow="1" w:lastColumn="0" w:lastRow="0" w:noHBand="0" w:noVBand="1" w:val="04A0"/>
+        <w:tblBorders>
+          <w:top w:val="single" w:sz="4" w:space="0" w:color="000000"/>
+          <w:left w:val="single" w:sz="4" w:space="0" w:color="000000"/>
+          <w:bottom w:val="single" w:sz="4" w:space="0" w:color="000000"/>
+          <w:right w:val="single" w:sz="4" w:space="0" w:color="000000"/>
+          <w:insideH w:val="single" w:sz="4" w:space="0" w:color="000000"/>
+          <w:insideV w:val="single" w:sz="4" w:space="0" w:color="000000"/>
+        </w:tblBorders>
+      </w:tblPr>
+      <w:tblGrid>
+        <w:gridCol w:w="2160"/>
+        <w:gridCol w:w="2160"/>
+        <w:gridCol w:w="2160"/>
+        <w:gridCol w:w="2160"/>
+      </w:tblGrid>
+      <w:tr>
+        <w:tc>
+          <w:tcPr>
+            <w:tcW w:type="dxa" w:w="2160"/>
+            <w:shd w:fill="D9E2F3" w:val="clear"/>
+          </w:tcPr>
+          <w:p>
+            <w:pPr>
+              <w:jc w:val="center"/>
+            </w:pPr>
+            <w:r>
+              <w:rPr>
+                <w:rFonts w:ascii="宋体" w:hAnsi="宋体" w:eastAsia="宋体"/>
+                <w:b/>
+                <w:sz w:val="21"/>
+              </w:rPr>
+              <w:t>测试模块</w:t>
+            </w:r>
+          </w:p>
+        </w:tc>
+        <w:tc>
+          <w:tcPr>
+            <w:tcW w:type="dxa" w:w="2160"/>
+            <w:shd w:fill="D9E2F3" w:val="clear"/>
+          </w:tcPr>
+          <w:p>
+            <w:pPr>
+              <w:jc w:val="center"/>
+            </w:pPr>
+            <w:r>
+              <w:rPr>
+                <w:rFonts w:ascii="宋体" w:hAnsi="宋体" w:eastAsia="宋体"/>
+                <w:b/>
+                <w:sz w:val="21"/>
+              </w:rPr>
+              <w:t>用例数量</w:t>
+            </w:r>
+          </w:p>
+        </w:tc>
+        <w:tc>
+          <w:tcPr>
+            <w:tcW w:type="dxa" w:w="2160"/>
+            <w:shd w:fill="D9E2F3" w:val="clear"/>
+          </w:tcPr>
+          <w:p>
+            <w:pPr>
+              <w:jc w:val="center"/>
+            </w:pPr>
+            <w:r>
+              <w:rPr>
+                <w:rFonts w:ascii="宋体" w:hAnsi="宋体" w:eastAsia="宋体"/>
+                <w:b/>
+                <w:sz w:val="21"/>
+              </w:rPr>
+              <w:t>通过数量</w:t>
+            </w:r>
+          </w:p>
+        </w:tc>
+        <w:tc>
+          <w:tcPr>
+            <w:tcW w:type="dxa" w:w="2160"/>
+            <w:shd w:fill="D9E2F3" w:val="clear"/>
+          </w:tcPr>
+          <w:p>
+            <w:pPr>
+              <w:jc w:val="center"/>
+            </w:pPr>
+            <w:r>
+              <w:rPr>
+                <w:rFonts w:ascii="宋体" w:hAnsi="宋体" w:eastAsia="宋体"/>
+                <w:b/>
+                <w:sz w:val="21"/>
+              </w:rPr>
+              <w:t>通过率</w:t>
+            </w:r>
+          </w:p>
+        </w:tc>
+      </w:tr>
+      <w:tr>
+        <w:tc>
+          <w:tcPr>
+            <w:tcW w:type="dxa" w:w="2160"/>
+          </w:tcPr>
+          <w:p>
+            <w:pPr>
+              <w:jc w:val="center"/>
+            </w:pPr>
+            <w:r>
+              <w:rPr>
+                <w:rFonts w:ascii="宋体" w:hAnsi="宋体" w:eastAsia="宋体"/>
+                <w:sz w:val="21"/>
+              </w:rPr>
+              <w:t>用户认证模块</w:t>
+            </w:r>
+          </w:p>
+        </w:tc>
+        <w:tc>
+          <w:tcPr>
+            <w:tcW w:type="dxa" w:w="2160"/>
+          </w:tcPr>
+          <w:p>
+            <w:pPr>
+              <w:jc w:val="center"/>
+            </w:pPr>
+            <w:r>
+              <w:rPr>
+                <w:rFonts w:ascii="宋体" w:hAnsi="宋体" w:eastAsia="宋体"/>
+                <w:sz w:val="21"/>
+              </w:rPr>
+              <w:t>5</w:t>
+            </w:r>
+          </w:p>
+        </w:tc>
+        <w:tc>
+          <w:tcPr>
+            <w:tcW w:type="dxa" w:w="2160"/>
+          </w:tcPr>
+          <w:p>
+            <w:pPr>
+              <w:jc w:val="center"/>
+            </w:pPr>
+            <w:r>
+              <w:rPr>
+                <w:rFonts w:ascii="宋体" w:hAnsi="宋体" w:eastAsia="宋体"/>
+                <w:sz w:val="21"/>
+              </w:rPr>
+              <w:t>5</w:t>
+            </w:r>
+          </w:p>
+        </w:tc>
+        <w:tc>
+          <w:tcPr>
+            <w:tcW w:type="dxa" w:w="2160"/>
+          </w:tcPr>
+          <w:p>
+            <w:pPr>
+              <w:jc w:val="center"/>
+            </w:pPr>
+            <w:r>
+              <w:rPr>
+                <w:rFonts w:ascii="宋体" w:hAnsi="宋体" w:eastAsia="宋体"/>
+                <w:sz w:val="21"/>
+              </w:rPr>
+              <w:t>100%</w:t>
+            </w:r>
+          </w:p>
+        </w:tc>
+      </w:tr>
+      <w:tr>
+        <w:tc>
+          <w:tcPr>
+            <w:tcW w:type="dxa" w:w="2160"/>
+          </w:tcPr>
+          <w:p>
+            <w:pPr>
+              <w:jc w:val="center"/>
+            </w:pPr>
+            <w:r>
+              <w:rPr>
+                <w:rFonts w:ascii="宋体" w:hAnsi="宋体" w:eastAsia="宋体"/>
+                <w:sz w:val="21"/>
+              </w:rPr>
+              <w:t>房源管理模块</w:t>
+            </w:r>
+          </w:p>
+        </w:tc>
+        <w:tc>
+          <w:tcPr>
+            <w:tcW w:type="dxa" w:w="2160"/>
+          </w:tcPr>
+          <w:p>
+            <w:pPr>
+              <w:jc w:val="center"/>
+            </w:pPr>
+            <w:r>
+              <w:rPr>
+                <w:rFonts w:ascii="宋体" w:hAnsi="宋体" w:eastAsia="宋体"/>
+                <w:sz w:val="21"/>
+              </w:rPr>
+              <w:t>5</w:t>
+            </w:r>
+          </w:p>
+        </w:tc>
+        <w:tc>
+          <w:tcPr>
+            <w:tcW w:type="dxa" w:w="2160"/>
+          </w:tcPr>
+          <w:p>
+            <w:pPr>
+              <w:jc w:val="center"/>
+            </w:pPr>
+            <w:r>
+              <w:rPr>
+                <w:rFonts w:ascii="宋体" w:hAnsi="宋体" w:eastAsia="宋体"/>
+                <w:sz w:val="21"/>
+              </w:rPr>
+              <w:t>5</w:t>
+            </w:r>
+          </w:p>
+        </w:tc>
+        <w:tc>
+          <w:tcPr>
+            <w:tcW w:type="dxa" w:w="2160"/>
+          </w:tcPr>
+          <w:p>
+            <w:pPr>
+              <w:jc w:val="center"/>
+            </w:pPr>
+            <w:r>
+              <w:rPr>
+                <w:rFonts w:ascii="宋体" w:hAnsi="宋体" w:eastAsia="宋体"/>
+                <w:sz w:val="21"/>
+              </w:rPr>
+              <w:t>100%</w:t>
+            </w:r>
+          </w:p>
+        </w:tc>
+      </w:tr>
+      <w:tr>
+        <w:tc>
+          <w:tcPr>
+            <w:tcW w:type="dxa" w:w="2160"/>
+          </w:tcPr>
+          <w:p>
+            <w:pPr>
+              <w:jc w:val="center"/>
+            </w:pPr>
+            <w:r>
+              <w:rPr>
+                <w:rFonts w:ascii="宋体" w:hAnsi="宋体" w:eastAsia="宋体"/>
+                <w:sz w:val="21"/>
+              </w:rPr>
+              <w:t>租赁业务模块</w:t>
+            </w:r>
+          </w:p>
+        </w:tc>
+        <w:tc>
+          <w:tcPr>
+            <w:tcW w:type="dxa" w:w="2160"/>
+          </w:tcPr>
+          <w:p>
+            <w:pPr>
+              <w:jc w:val="center"/>
+            </w:pPr>
+            <w:r>
+              <w:rPr>
+                <w:rFonts w:ascii="宋体" w:hAnsi="宋体" w:eastAsia="宋体"/>
+                <w:sz w:val="21"/>
+              </w:rPr>
+              <w:t>7</w:t>
+            </w:r>
+          </w:p>
+        </w:tc>
+        <w:tc>
+          <w:tcPr>
+            <w:tcW w:type="dxa" w:w="2160"/>
+          </w:tcPr>
+          <w:p>
+            <w:pPr>
+              <w:jc w:val="center"/>
+            </w:pPr>
+            <w:r>
+              <w:rPr>
+                <w:rFonts w:ascii="宋体" w:hAnsi="宋体" w:eastAsia="宋体"/>
+                <w:sz w:val="21"/>
+              </w:rPr>
+              <w:t>7</w:t>
+            </w:r>
+          </w:p>
+        </w:tc>
+        <w:tc>
+          <w:tcPr>
+            <w:tcW w:type="dxa" w:w="2160"/>
+          </w:tcPr>
+          <w:p>
+            <w:pPr>
+              <w:jc w:val="center"/>
+            </w:pPr>
+            <w:r>
+              <w:rPr>
+                <w:rFonts w:ascii="宋体" w:hAnsi="宋体" w:eastAsia="宋体"/>
+                <w:sz w:val="21"/>
+              </w:rPr>
+              <w:t>100%</w:t>
+            </w:r>
+          </w:p>
+        </w:tc>
+      </w:tr>
+      <w:tr>
+        <w:tc>
+          <w:tcPr>
+            <w:tcW w:type="dxa" w:w="2160"/>
+          </w:tcPr>
+          <w:p>
+            <w:pPr>
+              <w:jc w:val="center"/>
+            </w:pPr>
+            <w:r>
+              <w:rPr>
+                <w:rFonts w:ascii="宋体" w:hAnsi="宋体" w:eastAsia="宋体"/>
+                <w:sz w:val="21"/>
+              </w:rPr>
+              <w:t>后台管理模块</w:t>
+            </w:r>
+          </w:p>
+        </w:tc>
+        <w:tc>
+          <w:tcPr>
+            <w:tcW w:type="dxa" w:w="2160"/>
+          </w:tcPr>
+          <w:p>
+            <w:pPr>
+              <w:jc w:val="center"/>
+            </w:pPr>
+            <w:r>
+              <w:rPr>
+                <w:rFonts w:ascii="宋体" w:hAnsi="宋体" w:eastAsia="宋体"/>
+                <w:sz w:val="21"/>
+              </w:rPr>
+              <w:t>4</w:t>
+            </w:r>
+          </w:p>
+        </w:tc>
+        <w:tc>
+          <w:tcPr>
+            <w:tcW w:type="dxa" w:w="2160"/>
+          </w:tcPr>
+          <w:p>
+            <w:pPr>
+              <w:jc w:val="center"/>
+            </w:pPr>
+            <w:r>
+              <w:rPr>
+                <w:rFonts w:ascii="宋体" w:hAnsi="宋体" w:eastAsia="宋体"/>
+                <w:sz w:val="21"/>
+              </w:rPr>
+              <w:t>4</w:t>
+            </w:r>
+          </w:p>
+        </w:tc>
+        <w:tc>
+          <w:tcPr>
+            <w:tcW w:type="dxa" w:w="2160"/>
+          </w:tcPr>
+          <w:p>
+            <w:pPr>
+              <w:jc w:val="center"/>
+            </w:pPr>
+            <w:r>
+              <w:rPr>
+                <w:rFonts w:ascii="宋体" w:hAnsi="宋体" w:eastAsia="宋体"/>
+                <w:sz w:val="21"/>
+              </w:rPr>
+              <w:t>100%</w:t>
+            </w:r>
+          </w:p>
+        </w:tc>
+      </w:tr>
+      <w:tr>
+        <w:tc>
+          <w:tcPr>
+            <w:tcW w:type="dxa" w:w="2160"/>
+          </w:tcPr>
+          <w:p>
+            <w:pPr>
+              <w:jc w:val="center"/>
+            </w:pPr>
+            <w:r>
+              <w:rPr>
+                <w:rFonts w:ascii="宋体" w:hAnsi="宋体" w:eastAsia="宋体"/>
+                <w:sz w:val="21"/>
+              </w:rPr>
+              <w:t>安全性测试</w:t>
+            </w:r>
+          </w:p>
+        </w:tc>
+        <w:tc>
+          <w:tcPr>
+            <w:tcW w:type="dxa" w:w="2160"/>
+          </w:tcPr>
+          <w:p>
+            <w:pPr>
+              <w:jc w:val="center"/>
+            </w:pPr>
+            <w:r>
+              <w:rPr>
+                <w:rFonts w:ascii="宋体" w:hAnsi="宋体" w:eastAsia="宋体"/>
+                <w:sz w:val="21"/>
+              </w:rPr>
+              <w:t>4</w:t>
+            </w:r>
+          </w:p>
+        </w:tc>
+        <w:tc>
+          <w:tcPr>
+            <w:tcW w:type="dxa" w:w="2160"/>
+          </w:tcPr>
+          <w:p>
+            <w:pPr>
+              <w:jc w:val="center"/>
+            </w:pPr>
+            <w:r>
+              <w:rPr>
+                <w:rFonts w:ascii="宋体" w:hAnsi="宋体" w:eastAsia="宋体"/>
+                <w:sz w:val="21"/>
+              </w:rPr>
+              <w:t>4</w:t>
+            </w:r>
+          </w:p>
+        </w:tc>
+        <w:tc>
+          <w:tcPr>
+            <w:tcW w:type="dxa" w:w="2160"/>
+          </w:tcPr>
+          <w:p>
+            <w:pPr>
+              <w:jc w:val="center"/>
+            </w:pPr>
+            <w:r>
+              <w:rPr>
+                <w:rFonts w:ascii="宋体" w:hAnsi="宋体" w:eastAsia="宋体"/>
+                <w:sz w:val="21"/>
+              </w:rPr>
+              <w:t>100%</w:t>
+            </w:r>
+          </w:p>
+        </w:tc>
+      </w:tr>
+      <w:tr>
+        <w:tc>
+          <w:tcPr>
+            <w:tcW w:type="dxa" w:w="2160"/>
+          </w:tcPr>
+          <w:p>
+            <w:pPr>
+              <w:jc w:val="center"/>
+            </w:pPr>
+            <w:r>
+              <w:rPr>
+                <w:rFonts w:ascii="宋体" w:hAnsi="宋体" w:eastAsia="宋体"/>
+                <w:sz w:val="21"/>
+              </w:rPr>
+              <w:t>合计</w:t>
+            </w:r>
+          </w:p>
+        </w:tc>
+        <w:tc>
+          <w:tcPr>
+            <w:tcW w:type="dxa" w:w="2160"/>
+          </w:tcPr>
+          <w:p>
+            <w:pPr>
+              <w:jc w:val="center"/>
+            </w:pPr>
+            <w:r>
+              <w:rPr>
+                <w:rFonts w:ascii="宋体" w:hAnsi="宋体" w:eastAsia="宋体"/>
+                <w:sz w:val="21"/>
+              </w:rPr>
+              <w:t>25</w:t>
+            </w:r>
+          </w:p>
+        </w:tc>
+        <w:tc>
+          <w:tcPr>
+            <w:tcW w:type="dxa" w:w="2160"/>
+          </w:tcPr>
+          <w:p>
+            <w:pPr>
+              <w:jc w:val="center"/>
+            </w:pPr>
+            <w:r>
+              <w:rPr>
+                <w:rFonts w:ascii="宋体" w:hAnsi="宋体" w:eastAsia="宋体"/>
+                <w:sz w:val="21"/>
+              </w:rPr>
+              <w:t>25</w:t>
+            </w:r>
+          </w:p>
+        </w:tc>
+        <w:tc>
+          <w:tcPr>
+            <w:tcW w:type="dxa" w:w="2160"/>
+          </w:tcPr>
+          <w:p>
+            <w:pPr>
+              <w:jc w:val="center"/>
+            </w:pPr>
+            <w:r>
+              <w:rPr>
+                <w:rFonts w:ascii="宋体" w:hAnsi="宋体" w:eastAsia="宋体"/>
+                <w:sz w:val="21"/>
+              </w:rPr>
+              <w:t>100%</w:t>
+            </w:r>
+          </w:p>
+        </w:tc>
+      </w:tr>
+    </w:tbl>
+    <w:p/>
+    <w:p>
+      <w:pPr>
+        <w:spacing w:line="560" w:lineRule="exact" w:after="80"/>
+        <w:ind w:firstLine="420"/>
+      </w:pPr>
+      <w:r>
+        <w:rPr>
+          <w:rFonts w:ascii="宋体" w:hAnsi="宋体" w:eastAsia="宋体"/>
+          <w:sz w:val="24"/>
+        </w:rPr>
+        <w:t>综合测试结果表明，房屋租赁系统各核心业务流程运行正确，用户认证与角色权限机制有效，三类房东标识与五项费用明细功能展示清晰，合同风险识别规则工作正常，后台管理操作响应准确，系统在安全防护方面具备基本的抗攻击能力。整体质量满足需求规格说明书的设计要求，具备部署上线条件。</w:t>
       </w:r>
     </w:p>
     <w:sectPr>
